--- a/docs/BAO-CAO-slide-bao-ve.docx
+++ b/docs/BAO-CAO-slide-bao-ve.docx
@@ -73,7 +73,7 @@
         <w:pStyle w:val="ListBullet"/>
       </w:pPr>
       <w:r>
-        <w:t>Tái lập 1 lệnh · 220 test · 98.200 phép kiểm tra, 0 phát hiện</w:t>
+        <w:t>Tái lập 1 lệnh · 222 test · 98.200 phép kiểm tra, 0 phát hiện</w:t>
       </w:r>
     </w:p>
     <w:p>
@@ -360,7 +360,7 @@
         <w:pStyle w:val="Heading2"/>
       </w:pPr>
       <w:r>
-        <w:t>6. Bốn họ mô hình và cách chọn</w:t>
+        <w:t>6. Ba họ mô hình và cách chọn</w:t>
       </w:r>
     </w:p>
     <w:p>
@@ -368,7 +368,7 @@
         <w:pStyle w:val="ListBullet"/>
       </w:pPr>
       <w:r>
-        <w:t>Logistic · Random Forest · HistGradientBoosting · LightGBM</w:t>
+        <w:t>Logistic Regression · Random Forest · HistGradientBoosting (3 họ, thuần scikit-learn)</w:t>
       </w:r>
     </w:p>
     <w:p>
@@ -400,7 +400,7 @@
         <w:pStyle w:val="ListBullet"/>
       </w:pPr>
       <w:r>
-        <w:t>Random search + sổ thực nghiệm runs.csv (153 dòng)</w:t>
+        <w:t>Random search + sổ thực nghiệm runs.csv (113 dòng)</w:t>
       </w:r>
     </w:p>
     <w:p>
@@ -408,7 +408,7 @@
         <w:pStyle w:val="ListBullet"/>
       </w:pPr>
       <w:r>
-        <w:t>XGBoost bị chặn phiên bản, đã ghi cách sửa</w:t>
+        <w:t>Chỉ 3 họ mô hình (không xgboost/lightgbm) ⇒ mọi báo cáo/slide lấy từ 1 registry</w:t>
       </w:r>
     </w:p>
     <w:p>
@@ -452,7 +452,7 @@
     </w:p>
     <w:p>
       <w:r>
-        <w:t>*Tiêu chí chọn là AP cross-company — mô hình phải chịu được công ty chưa từng thấy. Kết quả âm cũng được ghi lại: random search không giúp Random Forest, còn LightGBM thì +0,049.*</w:t>
+        <w:t>*Tiêu chí chọn là AP cross-company — mô hình phải chịu được công ty chưa từng thấy. Kết quả âm cũng được ghi lại: random search không giúp Random Forest, còn HGB thì +0,026.*</w:t>
       </w:r>
     </w:p>
     <w:p>
@@ -784,7 +784,7 @@
         <w:pStyle w:val="ListBullet"/>
       </w:pPr>
       <w:r>
-        <w:t>220 test tự động · audit 98.200 phép kiểm tra, 0 phát hiện</w:t>
+        <w:t>222 test tự động · audit 98.200 phép kiểm tra, 0 phát hiện</w:t>
       </w:r>
     </w:p>
     <w:p>

--- a/docs/BAO-CAO-slide-bao-ve.docx
+++ b/docs/BAO-CAO-slide-bao-ve.docx
@@ -73,7 +73,7 @@
         <w:pStyle w:val="ListBullet"/>
       </w:pPr>
       <w:r>
-        <w:t>Tái lập 1 lệnh · 222 test · 98.200 phép kiểm tra, 0 phát hiện</w:t>
+        <w:t>Tái lập 1 lệnh · 234 test · 98.200+ phép kiểm tra, 0 phát hiện</w:t>
       </w:r>
     </w:p>
     <w:p>
@@ -360,7 +360,7 @@
         <w:pStyle w:val="Heading2"/>
       </w:pPr>
       <w:r>
-        <w:t>6. Ba họ mô hình và cách chọn</w:t>
+        <w:t>6. Bốn họ mô hình và cách chọn</w:t>
       </w:r>
     </w:p>
     <w:p>
@@ -368,7 +368,23 @@
         <w:pStyle w:val="ListBullet"/>
       </w:pPr>
       <w:r>
-        <w:t>Logistic Regression · Random Forest · HistGradientBoosting (3 họ, thuần scikit-learn)</w:t>
+        <w:t>Logistic Regression · Random Forest · HistGradientBoosting · MLP (4 họ, thuần scikit-learn)</w:t>
+      </w:r>
+    </w:p>
+    <w:p>
+      <w:pPr>
+        <w:pStyle w:val="ListBullet"/>
+      </w:pPr>
+      <w:r>
+        <w:t>Baseline quy tắc Altman Z'' &lt; 1,1 (không học tham số) + ticker-prior + dummy + 1 chỉ tiêu</w:t>
+      </w:r>
+    </w:p>
+    <w:p>
+      <w:pPr>
+        <w:pStyle w:val="ListBullet"/>
+      </w:pPr>
+      <w:r>
+        <w:t>Kiểm chứng 3 góc: in-domain · cross-company (GroupKFold/LOCO) · walk-forward theo thời gian</w:t>
       </w:r>
     </w:p>
     <w:p>
@@ -400,7 +416,7 @@
         <w:pStyle w:val="ListBullet"/>
       </w:pPr>
       <w:r>
-        <w:t>Random search + sổ thực nghiệm runs.csv (113 dòng)</w:t>
+        <w:t>Random search + sổ thực nghiệm runs.csv (153 dòng, 4 họ mô hình)</w:t>
       </w:r>
     </w:p>
     <w:p>
@@ -408,7 +424,7 @@
         <w:pStyle w:val="ListBullet"/>
       </w:pPr>
       <w:r>
-        <w:t>Chỉ 3 họ mô hình (không xgboost/lightgbm) ⇒ mọi báo cáo/slide lấy từ 1 registry</w:t>
+        <w:t>Chỉ 4 họ mô hình (không xgboost/lightgbm) ⇒ mọi báo cáo/slide lấy từ 1 registry</w:t>
       </w:r>
     </w:p>
     <w:p>
@@ -784,7 +800,7 @@
         <w:pStyle w:val="ListBullet"/>
       </w:pPr>
       <w:r>
-        <w:t>222 test tự động · audit 98.200 phép kiểm tra, 0 phát hiện</w:t>
+        <w:t>234 test tự động · audit 98.200+ phép kiểm tra, 0 phát hiện</w:t>
       </w:r>
     </w:p>
     <w:p>
